--- a/Progres-Fatimah/Jurnal Submit/submit/JDSR/Asmah/data penulis.docx
+++ b/Progres-Fatimah/Jurnal Submit/submit/JDSR/Asmah/data penulis.docx
@@ -215,6 +215,8 @@
       <w:r>
         <w:t xml:space="preserve"> </w:t>
       </w:r>
+    </w:p>
+    <w:p>
       <w:proofErr w:type="spellStart"/>
       <w:r>
         <w:t>Meiny</w:t>
@@ -230,6 +232,38 @@
       <w:proofErr w:type="spellEnd"/>
       <w:r>
         <w:t xml:space="preserve"> Amin</w:t>
+      </w:r>
+    </w:p>
+    <w:p/>
+    <w:p/>
+    <w:p>
+      <w:r>
+        <w:t>Widya Lestari</w:t>
+      </w:r>
+    </w:p>
+    <w:p>
+      <w:r>
+        <w:t>Kulliyyah of Dentistry, International Islamic University Malaysia</w:t>
+      </w:r>
+    </w:p>
+    <w:p>
+      <w:r>
+        <w:t>Jalan Ahmad Shah, Kuantan, Malaysia 25200</w:t>
+      </w:r>
+    </w:p>
+    <w:p>
+      <w:hyperlink r:id="rId5" w:history="1">
+        <w:r>
+          <w:rPr>
+            <w:rStyle w:val="Hyperlink"/>
+          </w:rPr>
+          <w:t>https://orcid.org/0000-0002-7477-2228</w:t>
+        </w:r>
+      </w:hyperlink>
+    </w:p>
+    <w:p>
+      <w:r>
+        <w:t>drwidya@iium.edu.my</w:t>
       </w:r>
     </w:p>
     <w:sectPr>
@@ -845,6 +879,7 @@
   <w:style w:type="character" w:default="1" w:styleId="DefaultParagraphFont">
     <w:name w:val="Default Paragraph Font"/>
     <w:uiPriority w:val="1"/>
+    <w:semiHidden/>
     <w:unhideWhenUsed/>
   </w:style>
   <w:style w:type="table" w:default="1" w:styleId="TableNormal">
